--- a/informes-growth/axon-2026-10-14/Axon - growth - 2026-10-14.docx
+++ b/informes-growth/axon-2026-10-14/Axon - growth - 2026-10-14.docx
@@ -20,25 +20,25 @@
           <w:bCs/>
           <w:b/>
         </w:rPr>
-        <w:t xml:space="preserve">Señal (método v4): Mantener</w:t>
-      </w:r>
-      <w:r>
-        <w:t xml:space="preserve"> </w:t>
-      </w:r>
-      <w:r>
-        <w:t xml:space="preserve">(no en vigilancia: le faltan señales de tendencia, no rentabilidad) · Puntuación 68,2/100 · Señales de cambio de tendencia 3/8 · EV/beneficio bruto 14,2x</w:t>
-      </w:r>
-      <w:r>
-        <w:t xml:space="preserve"> </w:t>
-      </w:r>
-      <w:r>
-        <w:t xml:space="preserve">Precio 413,35 USD · Objetivo 12 m 554,8 USD (ponderada +34,2 %, base +28,3 %, bajista −42,4 %, alcista +122,8 %) · Compra hasta 504,4 USD</w:t>
-      </w:r>
-      <w:r>
-        <w:t xml:space="preserve"> </w:t>
-      </w:r>
-      <w:r>
-        <w:t xml:space="preserve">Peso orientativo: no entra · Por qué: no compra: menos de 4 señales (3/8)</w:t>
+        <w:t xml:space="preserve">Señal (método v7): Comprar (convicción baja)</w:t>
+      </w:r>
+      <w:r>
+        <w:t xml:space="preserve"> </w:t>
+      </w:r>
+      <w:r>
+        <w:t xml:space="preserve">· Puntuación 68,2/100 · Señales de cambio de tendencia 3/8 · EV/beneficio bruto 14,2x</w:t>
+      </w:r>
+      <w:r>
+        <w:t xml:space="preserve"> </w:t>
+      </w:r>
+      <w:r>
+        <w:t xml:space="preserve">Precio 413,35 USD · Objetivo 12 m 554,8 USD (ponderada +34,2 %, base +28,3 %, bajista -42,4 %, alcista +122,8 %) · Compra hasta 528,4 USD</w:t>
+      </w:r>
+      <w:r>
+        <w:t xml:space="preserve"> </w:t>
+      </w:r>
+      <w:r>
+        <w:t xml:space="preserve">Peso orientativo: 3,5 % de la cartera · Por qué: cumple todos los requisitos de compra</w:t>
       </w:r>
     </w:p>
     <w:p>
@@ -46,33 +46,32 @@
         <w:pStyle w:val="BlockText"/>
       </w:pPr>
       <w:r>
-        <w:t xml:space="preserve">La regla no la frena el precio sino la tendencia: valoración (14,2x beneficio bruto, máximo 35), rentabilidad (ponderada +34,2 %, base +28,3 %), bajista (−42,4 %, límite −50 %), caja (FCF positivo) y puntuación (68,2 ≥ 60) cumplen. Falta una cuarta señal. La más cercana es la mejora del múltiplo: con el EV/ventas NTM un 20 % sobre su mínimo de abril (~9,0x) se activaría hacia</w:t>
-      </w:r>
-      <w:r>
-        <w:t xml:space="preserve"> </w:t>
-      </w:r>
-      <w:r>
-        <w:rPr>
-          <w:bCs/>
-          <w:b/>
-        </w:rPr>
-        <w:t xml:space="preserve">445-455 USD</w:t>
-      </w:r>
-      <w:r>
-        <w:t xml:space="preserve">, y a ese precio la regla daría</w:t>
-      </w:r>
-      <w:r>
-        <w:t xml:space="preserve"> </w:t>
-      </w:r>
-      <w:r>
-        <w:rPr>
-          <w:bCs/>
-          <w:b/>
-        </w:rPr>
-        <w:t xml:space="preserve">Comprar (convicción baja, 3,5 %)</w:t>
-      </w:r>
-      <w:r>
-        <w:t xml:space="preserve">: ponderada ~+22-25 % y por debajo de los 504,4 USD de compra máxima.</w:t>
+        <w:rPr>
+          <w:bCs/>
+          <w:b/>
+        </w:rPr>
+        <w:t xml:space="preserve">Calculado con el método v7</w:t>
+      </w:r>
+      <w:r>
+        <w:t xml:space="preserve"> </w:t>
+      </w:r>
+      <w:r>
+        <w:t xml:space="preserve">(vigente desde el 14-oct tras el backtest de 71 casos,</w:t>
+      </w:r>
+      <w:r>
+        <w:t xml:space="preserve"> </w:t>
+      </w:r>
+      <w:r>
+        <w:rPr>
+          <w:rStyle w:val="VerbatimChar"/>
+        </w:rPr>
+        <w:t xml:space="preserve">verticales/growth/metodo.md</w:t>
+      </w:r>
+      <w:r>
+        <w:t xml:space="preserve"> </w:t>
+      </w:r>
+      <w:r>
+        <w:t xml:space="preserve">§6). Si la sección 9 enseña otras cifras de valoración, son del borrador con la proyección del analista; mandan las de arriba: ventas con la regla mecánica (5572 M en el base) y múltiplo de hoy con rebaja por desaceleración (5x / 8,3x / 13x).</w:t>
       </w:r>
     </w:p>
     <w:bookmarkStart w:id="20" w:name="la-tesis-en-cinco-líneas"/>

--- a/informes-growth/axon-2026-10-14/Axon - growth - 2026-10-14.docx
+++ b/informes-growth/axon-2026-10-14/Axon - growth - 2026-10-14.docx
@@ -3274,7 +3274,7 @@
         <w:pStyle w:val="FirstParagraph"/>
       </w:pPr>
       <w:r>
-        <w:t xml:space="preserve">La cartera value propuesta de Hotis (~29.800 EUR: IGLN, Edenred, Daiichi Sankyo, Uber, Viscofan, Alphabet, Netflix, SAP, Intuit, Nemetschek, LVMH y ~6.300 EUR de liquidez) deja hasta un 20 % para growth (~5.960 EUR). Ninguna de las growth ya analizadas (Palantir, CrowdStrike, Spotify, Rheinmetall) está en Comprar.</w:t>
+        <w:t xml:space="preserve">La cartera value propuesta de Hotis (IGLN, Edenred, Daiichi Sankyo, Uber, Viscofan, Alphabet, Netflix, SAP, Intuit, Nemetschek, LVMH y liquidez) deja hasta un 20 % para growth. Ninguna de las growth ya analizadas (Palantir, CrowdStrike, Spotify, Rheinmetall) está en Comprar.</w:t>
       </w:r>
     </w:p>
     <w:p>
@@ -3317,7 +3317,7 @@
           <w:bCs/>
           <w:b/>
         </w:rPr>
-        <w:t xml:space="preserve">3,5 % (~1.040 EUR)</w:t>
+        <w:t xml:space="preserve">3,5 %</w:t>
       </w:r>
       <w:r>
         <w:t xml:space="preserve">, de la liquidez, en dos tramos: la mitad cuando se cumpla el disparador (precio &gt; ~450 USD con el múltiplo +20 % sobre el mínimo, vuelta sobre la media de 200 sesiones o mejora clara del sentimiento tras el 3T) y la otra mitad tras los resultados del 4T (feb-2027) si confirman el FCF. Se recalcula tras el 3T.</w:t>

--- a/informes-growth/axon-2026-10-14/Axon - growth - 2026-10-14.docx
+++ b/informes-growth/axon-2026-10-14/Axon - growth - 2026-10-14.docx
@@ -20,58 +20,31 @@
           <w:bCs/>
           <w:b/>
         </w:rPr>
-        <w:t xml:space="preserve">Señal (método v7): Comprar (convicción baja)</w:t>
-      </w:r>
-      <w:r>
-        <w:t xml:space="preserve"> </w:t>
-      </w:r>
-      <w:r>
-        <w:t xml:space="preserve">· Puntuación 68,2/100 · Señales de cambio de tendencia 3/8 · EV/beneficio bruto 14,2x</w:t>
-      </w:r>
-      <w:r>
-        <w:t xml:space="preserve"> </w:t>
-      </w:r>
-      <w:r>
-        <w:t xml:space="preserve">Precio 413,35 USD · Objetivo 12 m 554,8 USD (ponderada +34,2 %, base +28,3 %, bajista -42,4 %, alcista +122,8 %) · Compra hasta 528,4 USD</w:t>
-      </w:r>
-      <w:r>
-        <w:t xml:space="preserve"> </w:t>
-      </w:r>
-      <w:r>
-        <w:t xml:space="preserve">Peso orientativo: 3,5 % de la cartera · Por qué: cumple todos los requisitos de compra</w:t>
-      </w:r>
-    </w:p>
-    <w:p>
-      <w:pPr>
-        <w:pStyle w:val="BlockText"/>
-      </w:pPr>
-      <w:r>
-        <w:rPr>
-          <w:bCs/>
-          <w:b/>
-        </w:rPr>
-        <w:t xml:space="preserve">Calculado con el método v7</w:t>
-      </w:r>
-      <w:r>
-        <w:t xml:space="preserve"> </w:t>
-      </w:r>
-      <w:r>
-        <w:t xml:space="preserve">(vigente desde el 14-oct tras el backtest de 71 casos,</w:t>
-      </w:r>
-      <w:r>
-        <w:t xml:space="preserve"> </w:t>
-      </w:r>
-      <w:r>
-        <w:rPr>
-          <w:rStyle w:val="VerbatimChar"/>
-        </w:rPr>
-        <w:t xml:space="preserve">verticales/growth/metodo.md</w:t>
-      </w:r>
-      <w:r>
-        <w:t xml:space="preserve"> </w:t>
-      </w:r>
-      <w:r>
-        <w:t xml:space="preserve">§6). Si la sección 9 enseña otras cifras de valoración, son del borrador con la proyección del analista; mandan las de arriba: ventas con la regla mecánica (5572 M en el base) y múltiplo de hoy con rebaja por desaceleración (5x / 8,3x / 13x).</w:t>
+        <w:t xml:space="preserve">Señal (método vigente v11): Comprar (convicción baja)</w:t>
+      </w:r>
+      <w:r>
+        <w:t xml:space="preserve"> </w:t>
+      </w:r>
+      <w:r>
+        <w:t xml:space="preserve">· Puntuación 68,2/100 · Señales de cambio de tendencia 3/8 · EV/ventas NTM 8,5 veces</w:t>
+      </w:r>
+      <w:r>
+        <w:t xml:space="preserve"> </w:t>
+      </w:r>
+      <w:r>
+        <w:t xml:space="preserve">Precio 413,35 USD (fecha del informe) · Objetivo 12 m 546,8 USD · Ponderada +32,3 % · Base +26,6 % · Bajista −42,4 % · Alcista +118,4 % · Compra hasta 476,4 USD</w:t>
+      </w:r>
+      <w:r>
+        <w:t xml:space="preserve"> </w:t>
+      </w:r>
+      <w:r>
+        <w:t xml:space="preserve">Peso orientativo: 3.5 % de la cartera · Por qué: cumple todos los requisitos de compra</w:t>
+      </w:r>
+      <w:r>
+        <w:t xml:space="preserve"> </w:t>
+      </w:r>
+      <w:r>
+        <w:t xml:space="preserve">Cabecera rehecha con la v11 el 15-oct (auditoría de homogeneidad). Antes decía (método v7): Comprar (convicción baja). El texto de abajo puede citar cifras de esa versión anterior; mandan las de esta cabecera.</w:t>
       </w:r>
     </w:p>
     <w:bookmarkStart w:id="20" w:name="la-tesis-en-cinco-líneas"/>
